--- a/validation/docs/VAL-LIMS-VSR-001-VSR.docx
+++ b/validation/docs/VAL-LIMS-VSR-001-VSR.docx
@@ -351,11 +351,11 @@
       <w:pPr>
         <w:pStyle w:val="Heading1"/>
       </w:pPr>
-      <w:bookmarkStart w:name="_Toc58" w:id="58"/>
+      <w:bookmarkStart w:name="_Toc65" w:id="65"/>
       <w:r>
         <w:t xml:space="preserve">Contents</w:t>
       </w:r>
-      <w:bookmarkEnd w:id="58"/>
+      <w:bookmarkEnd w:id="65"/>
     </w:p>
     <w:sdt>
       <w:sdtPr>
@@ -374,7 +374,7 @@
             <w:instrText xml:space="preserve">TOC \h \o "1-2"</w:instrText>
             <w:fldChar w:fldCharType="separate"/>
           </w:r>
-          <w:hyperlink w:history="1" w:anchor="_Toc58">
+          <w:hyperlink w:history="1" w:anchor="_Toc65">
             <w:r>
               <w:t xml:space="preserve">Contents</w:t>
             </w:r>
@@ -383,7 +383,7 @@
             </w:r>
             <w:r>
               <w:fldChar w:fldCharType="begin" w:dirty="true"/>
-              <w:instrText xml:space="preserve">PAGEREF _Toc58 \h</w:instrText>
+              <w:instrText xml:space="preserve">PAGEREF _Toc65 \h</w:instrText>
               <w:fldChar w:fldCharType="separate"/>
               <w:fldChar w:fldCharType="end"/>
             </w:r>
@@ -396,7 +396,7 @@
               <w:tab w:val="right" w:pos="9026" w:leader="dot"/>
             </w:tabs>
           </w:pPr>
-          <w:hyperlink w:history="1" w:anchor="_Toc59">
+          <w:hyperlink w:history="1" w:anchor="_Toc66">
             <w:r>
               <w:t xml:space="preserve">1. Summary of execution</w:t>
             </w:r>
@@ -405,7 +405,7 @@
             </w:r>
             <w:r>
               <w:fldChar w:fldCharType="begin" w:dirty="true"/>
-              <w:instrText xml:space="preserve">PAGEREF _Toc59 \h</w:instrText>
+              <w:instrText xml:space="preserve">PAGEREF _Toc66 \h</w:instrText>
               <w:fldChar w:fldCharType="separate"/>
               <w:fldChar w:fldCharType="end"/>
             </w:r>
@@ -418,7 +418,7 @@
               <w:tab w:val="right" w:pos="9026" w:leader="dot"/>
             </w:tabs>
           </w:pPr>
-          <w:hyperlink w:history="1" w:anchor="_Toc60">
+          <w:hyperlink w:history="1" w:anchor="_Toc67">
             <w:r>
               <w:t xml:space="preserve">2. Deviations</w:t>
             </w:r>
@@ -427,7 +427,7 @@
             </w:r>
             <w:r>
               <w:fldChar w:fldCharType="begin" w:dirty="true"/>
-              <w:instrText xml:space="preserve">PAGEREF _Toc60 \h</w:instrText>
+              <w:instrText xml:space="preserve">PAGEREF _Toc67 \h</w:instrText>
               <w:fldChar w:fldCharType="separate"/>
               <w:fldChar w:fldCharType="end"/>
             </w:r>
@@ -440,7 +440,7 @@
               <w:tab w:val="right" w:pos="9026" w:leader="dot"/>
             </w:tabs>
           </w:pPr>
-          <w:hyperlink w:history="1" w:anchor="_Toc61">
+          <w:hyperlink w:history="1" w:anchor="_Toc68">
             <w:r>
               <w:t xml:space="preserve">3. Conclusion</w:t>
             </w:r>
@@ -449,7 +449,7 @@
             </w:r>
             <w:r>
               <w:fldChar w:fldCharType="begin" w:dirty="true"/>
-              <w:instrText xml:space="preserve">PAGEREF _Toc61 \h</w:instrText>
+              <w:instrText xml:space="preserve">PAGEREF _Toc68 \h</w:instrText>
               <w:fldChar w:fldCharType="separate"/>
               <w:fldChar w:fldCharType="end"/>
             </w:r>
@@ -462,7 +462,7 @@
               <w:tab w:val="right" w:pos="9026" w:leader="dot"/>
             </w:tabs>
           </w:pPr>
-          <w:hyperlink w:history="1" w:anchor="_Toc62">
+          <w:hyperlink w:history="1" w:anchor="_Toc69">
             <w:r>
               <w:t xml:space="preserve">4. Statement on execution</w:t>
             </w:r>
@@ -471,7 +471,7 @@
             </w:r>
             <w:r>
               <w:fldChar w:fldCharType="begin" w:dirty="true"/>
-              <w:instrText xml:space="preserve">PAGEREF _Toc62 \h</w:instrText>
+              <w:instrText xml:space="preserve">PAGEREF _Toc69 \h</w:instrText>
               <w:fldChar w:fldCharType="separate"/>
               <w:fldChar w:fldCharType="end"/>
             </w:r>
@@ -484,7 +484,7 @@
               <w:tab w:val="right" w:pos="9026" w:leader="dot"/>
             </w:tabs>
           </w:pPr>
-          <w:hyperlink w:history="1" w:anchor="_Toc63">
+          <w:hyperlink w:history="1" w:anchor="_Toc70">
             <w:r>
               <w:t xml:space="preserve">Approval</w:t>
             </w:r>
@@ -493,7 +493,7 @@
             </w:r>
             <w:r>
               <w:fldChar w:fldCharType="begin" w:dirty="true"/>
-              <w:instrText xml:space="preserve">PAGEREF _Toc63 \h</w:instrText>
+              <w:instrText xml:space="preserve">PAGEREF _Toc70 \h</w:instrText>
               <w:fldChar w:fldCharType="separate"/>
               <w:fldChar w:fldCharType="end"/>
             </w:r>
@@ -510,11 +510,11 @@
       <w:pPr>
         <w:pStyle w:val="Heading1"/>
       </w:pPr>
-      <w:bookmarkStart w:name="_Toc59" w:id="59"/>
+      <w:bookmarkStart w:name="_Toc66" w:id="66"/>
       <w:r>
         <w:t xml:space="preserve">1. Summary of execution</w:t>
       </w:r>
-      <w:bookmarkEnd w:id="59"/>
+      <w:bookmarkEnd w:id="66"/>
     </w:p>
     <w:tbl>
       <w:tblPr>
@@ -624,7 +624,7 @@
                 <w:sz w:val="17"/>
                 <w:szCs w:val="17"/>
               </w:rPr>
-              <w:t xml:space="preserve">86</w:t>
+              <w:t xml:space="preserve">112</w:t>
             </w:r>
           </w:p>
         </w:tc>
@@ -668,7 +668,7 @@
                 <w:sz w:val="17"/>
                 <w:szCs w:val="17"/>
               </w:rPr>
-              <w:t xml:space="preserve">83</w:t>
+              <w:t xml:space="preserve">106</w:t>
             </w:r>
           </w:p>
         </w:tc>
@@ -710,7 +710,7 @@
                 <w:sz w:val="17"/>
                 <w:szCs w:val="17"/>
               </w:rPr>
-              <w:t xml:space="preserve">2</w:t>
+              <w:t xml:space="preserve">4</w:t>
             </w:r>
           </w:p>
         </w:tc>
@@ -754,7 +754,7 @@
                 <w:sz w:val="17"/>
                 <w:szCs w:val="17"/>
               </w:rPr>
-              <w:t xml:space="preserve">1</w:t>
+              <w:t xml:space="preserve">2</w:t>
             </w:r>
           </w:p>
         </w:tc>
@@ -840,7 +840,7 @@
                 <w:sz w:val="17"/>
                 <w:szCs w:val="17"/>
               </w:rPr>
-              <w:t xml:space="preserve">1862 pass / 0 fail / 4 skipped of 1866 (validation/evidence/junit-2026-10-25.xml)</w:t>
+              <w:t xml:space="preserve">2183 pass / 0 fail / 11 skipped of 2194 (validation/evidence/junit-2026-10-26.xml)</w:t>
             </w:r>
           </w:p>
         </w:tc>
@@ -882,7 +882,7 @@
                 <w:sz w:val="17"/>
                 <w:szCs w:val="17"/>
               </w:rPr>
-              <w:t xml:space="preserve">217 pass / 0 fail (validation/evidence/e2e-run-2026-10-25.txt)</w:t>
+              <w:t xml:space="preserve">216 pass / 1 fail (validation/evidence/e2e-run-2026-10-26.txt)</w:t>
             </w:r>
           </w:p>
         </w:tc>
@@ -968,7 +968,7 @@
                 <w:sz w:val="17"/>
                 <w:szCs w:val="17"/>
               </w:rPr>
-              <w:t xml:space="preserve">16 raised, 3 closed, 13 open</w:t>
+              <w:t xml:space="preserve">25 raised, 3 closed, 22 open</w:t>
             </w:r>
           </w:p>
         </w:tc>
@@ -978,11 +978,11 @@
       <w:pPr>
         <w:pStyle w:val="Heading1"/>
       </w:pPr>
-      <w:bookmarkStart w:name="_Toc60" w:id="60"/>
+      <w:bookmarkStart w:name="_Toc67" w:id="67"/>
       <w:r>
         <w:t xml:space="preserve">2. Deviations</w:t>
       </w:r>
-      <w:bookmarkEnd w:id="60"/>
+      <w:bookmarkEnd w:id="67"/>
     </w:p>
     <w:tbl>
       <w:tblPr>
@@ -2451,16 +2451,770 @@
           </w:p>
         </w:tc>
       </w:tr>
+      <w:tr>
+        <w:tc>
+          <w:tcPr>
+            <w:tcW w:type="dxa" w:w="1500"/>
+            <w:tcMar>
+              <w:top w:type="dxa" w:w="70"/>
+              <w:left w:type="dxa" w:w="110"/>
+              <w:bottom w:type="dxa" w:w="70"/>
+              <w:right w:type="dxa" w:w="110"/>
+            </w:tcMar>
+          </w:tcPr>
+          <w:p>
+            <w:r>
+              <w:rPr>
+                <w:sz w:val="17"/>
+                <w:szCs w:val="17"/>
+              </w:rPr>
+              <w:t xml:space="preserve">DEV-2026-10-26-01</w:t>
+            </w:r>
+          </w:p>
+        </w:tc>
+        <w:tc>
+          <w:tcPr>
+            <w:tcW w:type="dxa" w:w="4300"/>
+            <w:tcMar>
+              <w:top w:type="dxa" w:w="70"/>
+              <w:left w:type="dxa" w:w="110"/>
+              <w:bottom w:type="dxa" w:w="70"/>
+              <w:right w:type="dxa" w:w="110"/>
+            </w:tcMar>
+          </w:tcPr>
+          <w:p>
+            <w:r>
+              <w:rPr>
+                <w:sz w:val="17"/>
+                <w:szCs w:val="17"/>
+              </w:rPr>
+              <w:t xml:space="preserve">The Windows installer was installed and started only on the GitHub Windows runner (tests/installer/gui-smoke.ps1: SERVER_START, no SYSTEM_INTEGRITY_FAIL). Nothing past the integrity stage (setup screen, database connection, sign-in) was run on Windows, and no validation PC was used.</w:t>
+            </w:r>
+          </w:p>
+        </w:tc>
+        <w:tc>
+          <w:tcPr>
+            <w:tcW w:type="dxa" w:w="3300"/>
+            <w:tcMar>
+              <w:top w:type="dxa" w:w="70"/>
+              <w:left w:type="dxa" w:w="110"/>
+              <w:bottom w:type="dxa" w:w="70"/>
+              <w:right w:type="dxa" w:w="110"/>
+            </w:tcMar>
+          </w:tcPr>
+          <w:p>
+            <w:r>
+              <w:rPr>
+                <w:sz w:val="17"/>
+                <w:szCs w:val="17"/>
+              </w:rPr>
+              <w:t xml:space="preserve">Execute IQ-W and PQ on the target PC; extend the smoke test past sign-in.</w:t>
+            </w:r>
+          </w:p>
+        </w:tc>
+        <w:tc>
+          <w:tcPr>
+            <w:tcW w:type="dxa" w:w="900"/>
+            <w:tcMar>
+              <w:top w:type="dxa" w:w="70"/>
+              <w:left w:type="dxa" w:w="110"/>
+              <w:bottom w:type="dxa" w:w="70"/>
+              <w:right w:type="dxa" w:w="110"/>
+            </w:tcMar>
+          </w:tcPr>
+          <w:p>
+            <w:r>
+              <w:rPr>
+                <w:sz w:val="17"/>
+                <w:szCs w:val="17"/>
+              </w:rPr>
+              <w:t xml:space="preserve">OPEN</w:t>
+            </w:r>
+          </w:p>
+        </w:tc>
+      </w:tr>
+      <w:tr>
+        <w:tc>
+          <w:tcPr>
+            <w:tcW w:type="dxa" w:w="1500"/>
+            <w:shd w:fill="F2F5F7" w:val="clear"/>
+            <w:tcMar>
+              <w:top w:type="dxa" w:w="70"/>
+              <w:left w:type="dxa" w:w="110"/>
+              <w:bottom w:type="dxa" w:w="70"/>
+              <w:right w:type="dxa" w:w="110"/>
+            </w:tcMar>
+          </w:tcPr>
+          <w:p>
+            <w:r>
+              <w:rPr>
+                <w:sz w:val="17"/>
+                <w:szCs w:val="17"/>
+              </w:rPr>
+              <w:t xml:space="preserve">DEV-2026-10-26-02</w:t>
+            </w:r>
+          </w:p>
+        </w:tc>
+        <w:tc>
+          <w:tcPr>
+            <w:tcW w:type="dxa" w:w="4300"/>
+            <w:shd w:fill="F2F5F7" w:val="clear"/>
+            <w:tcMar>
+              <w:top w:type="dxa" w:w="70"/>
+              <w:left w:type="dxa" w:w="110"/>
+              <w:bottom w:type="dxa" w:w="70"/>
+              <w:right w:type="dxa" w:w="110"/>
+            </w:tcMar>
+          </w:tcPr>
+          <w:p>
+            <w:r>
+              <w:rPr>
+                <w:sz w:val="17"/>
+                <w:szCs w:val="17"/>
+              </w:rPr>
+              <w:t xml:space="preserve">The built-in PostgreSQL is not in the installer: desktop/pg-bundle.json has no SHA-256, so desktop/pg-fetch.cjs refuses to download it. The supervisor and the first-run flow are tested on Linux only (OQ-37); Windows binaries, icacls and DPAPI are not.</w:t>
+            </w:r>
+          </w:p>
+        </w:tc>
+        <w:tc>
+          <w:tcPr>
+            <w:tcW w:type="dxa" w:w="3300"/>
+            <w:shd w:fill="F2F5F7" w:val="clear"/>
+            <w:tcMar>
+              <w:top w:type="dxa" w:w="70"/>
+              <w:left w:type="dxa" w:w="110"/>
+              <w:bottom w:type="dxa" w:w="70"/>
+              <w:right w:type="dxa" w:w="110"/>
+            </w:tcMar>
+          </w:tcPr>
+          <w:p>
+            <w:r>
+              <w:rPr>
+                <w:sz w:val="17"/>
+                <w:szCs w:val="17"/>
+              </w:rPr>
+              <w:t xml:space="preserve">Pin the SHA-256 of the vendor zip, add the fetch to the build, rebuild and re-run OQ-37 and IQ-W on Windows.</w:t>
+            </w:r>
+          </w:p>
+        </w:tc>
+        <w:tc>
+          <w:tcPr>
+            <w:tcW w:type="dxa" w:w="900"/>
+            <w:shd w:fill="F2F5F7" w:val="clear"/>
+            <w:tcMar>
+              <w:top w:type="dxa" w:w="70"/>
+              <w:left w:type="dxa" w:w="110"/>
+              <w:bottom w:type="dxa" w:w="70"/>
+              <w:right w:type="dxa" w:w="110"/>
+            </w:tcMar>
+          </w:tcPr>
+          <w:p>
+            <w:r>
+              <w:rPr>
+                <w:sz w:val="17"/>
+                <w:szCs w:val="17"/>
+              </w:rPr>
+              <w:t xml:space="preserve">OPEN</w:t>
+            </w:r>
+          </w:p>
+        </w:tc>
+      </w:tr>
+      <w:tr>
+        <w:tc>
+          <w:tcPr>
+            <w:tcW w:type="dxa" w:w="1500"/>
+            <w:tcMar>
+              <w:top w:type="dxa" w:w="70"/>
+              <w:left w:type="dxa" w:w="110"/>
+              <w:bottom w:type="dxa" w:w="70"/>
+              <w:right w:type="dxa" w:w="110"/>
+            </w:tcMar>
+          </w:tcPr>
+          <w:p>
+            <w:r>
+              <w:rPr>
+                <w:sz w:val="17"/>
+                <w:szCs w:val="17"/>
+              </w:rPr>
+              <w:t xml:space="preserve">DEV-2026-10-26-03</w:t>
+            </w:r>
+          </w:p>
+        </w:tc>
+        <w:tc>
+          <w:tcPr>
+            <w:tcW w:type="dxa" w:w="4300"/>
+            <w:tcMar>
+              <w:top w:type="dxa" w:w="70"/>
+              <w:left w:type="dxa" w:w="110"/>
+              <w:bottom w:type="dxa" w:w="70"/>
+              <w:right w:type="dxa" w:w="110"/>
+            </w:tcMar>
+          </w:tcPr>
+          <w:p>
+            <w:r>
+              <w:rPr>
+                <w:sz w:val="17"/>
+                <w:szCs w:val="17"/>
+              </w:rPr>
+              <w:t xml:space="preserve">Directory sign-on was tested against a fake directory behind the connector seam and against a real TLS socket, never against a real Active Directory (certificate trust, attribute names, group attribute).</w:t>
+            </w:r>
+          </w:p>
+        </w:tc>
+        <w:tc>
+          <w:tcPr>
+            <w:tcW w:type="dxa" w:w="3300"/>
+            <w:tcMar>
+              <w:top w:type="dxa" w:w="70"/>
+              <w:left w:type="dxa" w:w="110"/>
+              <w:bottom w:type="dxa" w:w="70"/>
+              <w:right w:type="dxa" w:w="110"/>
+            </w:tcMar>
+          </w:tcPr>
+          <w:p>
+            <w:r>
+              <w:rPr>
+                <w:sz w:val="17"/>
+                <w:szCs w:val="17"/>
+              </w:rPr>
+              <w:t xml:space="preserve">First IQ run against the customer domain controllers; record the attributes used.</w:t>
+            </w:r>
+          </w:p>
+        </w:tc>
+        <w:tc>
+          <w:tcPr>
+            <w:tcW w:type="dxa" w:w="900"/>
+            <w:tcMar>
+              <w:top w:type="dxa" w:w="70"/>
+              <w:left w:type="dxa" w:w="110"/>
+              <w:bottom w:type="dxa" w:w="70"/>
+              <w:right w:type="dxa" w:w="110"/>
+            </w:tcMar>
+          </w:tcPr>
+          <w:p>
+            <w:r>
+              <w:rPr>
+                <w:sz w:val="17"/>
+                <w:szCs w:val="17"/>
+              </w:rPr>
+              <w:t xml:space="preserve">OPEN</w:t>
+            </w:r>
+          </w:p>
+        </w:tc>
+      </w:tr>
+      <w:tr>
+        <w:tc>
+          <w:tcPr>
+            <w:tcW w:type="dxa" w:w="1500"/>
+            <w:shd w:fill="F2F5F7" w:val="clear"/>
+            <w:tcMar>
+              <w:top w:type="dxa" w:w="70"/>
+              <w:left w:type="dxa" w:w="110"/>
+              <w:bottom w:type="dxa" w:w="70"/>
+              <w:right w:type="dxa" w:w="110"/>
+            </w:tcMar>
+          </w:tcPr>
+          <w:p>
+            <w:r>
+              <w:rPr>
+                <w:sz w:val="17"/>
+                <w:szCs w:val="17"/>
+              </w:rPr>
+              <w:t xml:space="preserve">DEV-2026-10-26-04</w:t>
+            </w:r>
+          </w:p>
+        </w:tc>
+        <w:tc>
+          <w:tcPr>
+            <w:tcW w:type="dxa" w:w="4300"/>
+            <w:shd w:fill="F2F5F7" w:val="clear"/>
+            <w:tcMar>
+              <w:top w:type="dxa" w:w="70"/>
+              <w:left w:type="dxa" w:w="110"/>
+              <w:bottom w:type="dxa" w:w="70"/>
+              <w:right w:type="dxa" w:w="110"/>
+            </w:tcMar>
+          </w:tcPr>
+          <w:p>
+            <w:r>
+              <w:rPr>
+                <w:sz w:val="17"/>
+                <w:szCs w:val="17"/>
+              </w:rPr>
+              <w:t xml:space="preserve">No release signing key and no Authenticode certificate exist; the manifest is written unsigned (hashes only) and the installer is unsigned. The audit-gate waivers have a blank approver.</w:t>
+            </w:r>
+          </w:p>
+        </w:tc>
+        <w:tc>
+          <w:tcPr>
+            <w:tcW w:type="dxa" w:w="3300"/>
+            <w:shd w:fill="F2F5F7" w:val="clear"/>
+            <w:tcMar>
+              <w:top w:type="dxa" w:w="70"/>
+              <w:left w:type="dxa" w:w="110"/>
+              <w:bottom w:type="dxa" w:w="70"/>
+              <w:right w:type="dxa" w:w="110"/>
+            </w:tcMar>
+          </w:tcPr>
+          <w:p>
+            <w:r>
+              <w:rPr>
+                <w:sz w:val="17"/>
+                <w:szCs w:val="17"/>
+              </w:rPr>
+              <w:t xml:space="preserve">QA/IT generate and custody the Ed25519 release key and the code-signing certificate; QA approves or removes each waiver.</w:t>
+            </w:r>
+          </w:p>
+        </w:tc>
+        <w:tc>
+          <w:tcPr>
+            <w:tcW w:type="dxa" w:w="900"/>
+            <w:shd w:fill="F2F5F7" w:val="clear"/>
+            <w:tcMar>
+              <w:top w:type="dxa" w:w="70"/>
+              <w:left w:type="dxa" w:w="110"/>
+              <w:bottom w:type="dxa" w:w="70"/>
+              <w:right w:type="dxa" w:w="110"/>
+            </w:tcMar>
+          </w:tcPr>
+          <w:p>
+            <w:r>
+              <w:rPr>
+                <w:sz w:val="17"/>
+                <w:szCs w:val="17"/>
+              </w:rPr>
+              <w:t xml:space="preserve">OPEN</w:t>
+            </w:r>
+          </w:p>
+        </w:tc>
+      </w:tr>
+      <w:tr>
+        <w:tc>
+          <w:tcPr>
+            <w:tcW w:type="dxa" w:w="1500"/>
+            <w:tcMar>
+              <w:top w:type="dxa" w:w="70"/>
+              <w:left w:type="dxa" w:w="110"/>
+              <w:bottom w:type="dxa" w:w="70"/>
+              <w:right w:type="dxa" w:w="110"/>
+            </w:tcMar>
+          </w:tcPr>
+          <w:p>
+            <w:r>
+              <w:rPr>
+                <w:sz w:val="17"/>
+                <w:szCs w:val="17"/>
+              </w:rPr>
+              <w:t xml:space="preserve">DEV-2026-10-26-05</w:t>
+            </w:r>
+          </w:p>
+        </w:tc>
+        <w:tc>
+          <w:tcPr>
+            <w:tcW w:type="dxa" w:w="4300"/>
+            <w:tcMar>
+              <w:top w:type="dxa" w:w="70"/>
+              <w:left w:type="dxa" w:w="110"/>
+              <w:bottom w:type="dxa" w:w="70"/>
+              <w:right w:type="dxa" w:w="110"/>
+            </w:tcMar>
+          </w:tcPr>
+          <w:p>
+            <w:r>
+              <w:rPr>
+                <w:sz w:val="17"/>
+                <w:szCs w:val="17"/>
+              </w:rPr>
+              <w:t xml:space="preserve">The Arabic catalogue is a machine-assisted DRAFT; only its structure is tested (URS-139). The 25 environmental-monitoring limit profiles are Draft.</w:t>
+            </w:r>
+          </w:p>
+        </w:tc>
+        <w:tc>
+          <w:tcPr>
+            <w:tcW w:type="dxa" w:w="3300"/>
+            <w:tcMar>
+              <w:top w:type="dxa" w:w="70"/>
+              <w:left w:type="dxa" w:w="110"/>
+              <w:bottom w:type="dxa" w:w="70"/>
+              <w:right w:type="dxa" w:w="110"/>
+            </w:tcMar>
+          </w:tcPr>
+          <w:p>
+            <w:r>
+              <w:rPr>
+                <w:sz w:val="17"/>
+                <w:szCs w:val="17"/>
+              </w:rPr>
+              <w:t xml:space="preserve">QA and a linguistic reviewer approve the Arabic wording; QA approves the limit profiles with an e-signature.</w:t>
+            </w:r>
+          </w:p>
+        </w:tc>
+        <w:tc>
+          <w:tcPr>
+            <w:tcW w:type="dxa" w:w="900"/>
+            <w:tcMar>
+              <w:top w:type="dxa" w:w="70"/>
+              <w:left w:type="dxa" w:w="110"/>
+              <w:bottom w:type="dxa" w:w="70"/>
+              <w:right w:type="dxa" w:w="110"/>
+            </w:tcMar>
+          </w:tcPr>
+          <w:p>
+            <w:r>
+              <w:rPr>
+                <w:sz w:val="17"/>
+                <w:szCs w:val="17"/>
+              </w:rPr>
+              <w:t xml:space="preserve">OPEN</w:t>
+            </w:r>
+          </w:p>
+        </w:tc>
+      </w:tr>
+      <w:tr>
+        <w:tc>
+          <w:tcPr>
+            <w:tcW w:type="dxa" w:w="1500"/>
+            <w:shd w:fill="F2F5F7" w:val="clear"/>
+            <w:tcMar>
+              <w:top w:type="dxa" w:w="70"/>
+              <w:left w:type="dxa" w:w="110"/>
+              <w:bottom w:type="dxa" w:w="70"/>
+              <w:right w:type="dxa" w:w="110"/>
+            </w:tcMar>
+          </w:tcPr>
+          <w:p>
+            <w:r>
+              <w:rPr>
+                <w:sz w:val="17"/>
+                <w:szCs w:val="17"/>
+              </w:rPr>
+              <w:t xml:space="preserve">DEV-2026-10-26-06</w:t>
+            </w:r>
+          </w:p>
+        </w:tc>
+        <w:tc>
+          <w:tcPr>
+            <w:tcW w:type="dxa" w:w="4300"/>
+            <w:shd w:fill="F2F5F7" w:val="clear"/>
+            <w:tcMar>
+              <w:top w:type="dxa" w:w="70"/>
+              <w:left w:type="dxa" w:w="110"/>
+              <w:bottom w:type="dxa" w:w="70"/>
+              <w:right w:type="dxa" w:w="110"/>
+            </w:tcMar>
+          </w:tcPr>
+          <w:p>
+            <w:r>
+              <w:rPr>
+                <w:sz w:val="17"/>
+                <w:szCs w:val="17"/>
+              </w:rPr>
+              <w:t xml:space="preserve">The first-load bundle is 696 KB of the 700 KB budget (tests/perf/bundle.cjs), so one more shared import may fail the build.</w:t>
+            </w:r>
+          </w:p>
+        </w:tc>
+        <w:tc>
+          <w:tcPr>
+            <w:tcW w:type="dxa" w:w="3300"/>
+            <w:shd w:fill="F2F5F7" w:val="clear"/>
+            <w:tcMar>
+              <w:top w:type="dxa" w:w="70"/>
+              <w:left w:type="dxa" w:w="110"/>
+              <w:bottom w:type="dxa" w:w="70"/>
+              <w:right w:type="dxa" w:w="110"/>
+            </w:tcMar>
+          </w:tcPr>
+          <w:p>
+            <w:r>
+              <w:rPr>
+                <w:sz w:val="17"/>
+                <w:szCs w:val="17"/>
+              </w:rPr>
+              <w:t xml:space="preserve">Lazy-load the Arabic catalogue to regain headroom.</w:t>
+            </w:r>
+          </w:p>
+        </w:tc>
+        <w:tc>
+          <w:tcPr>
+            <w:tcW w:type="dxa" w:w="900"/>
+            <w:shd w:fill="F2F5F7" w:val="clear"/>
+            <w:tcMar>
+              <w:top w:type="dxa" w:w="70"/>
+              <w:left w:type="dxa" w:w="110"/>
+              <w:bottom w:type="dxa" w:w="70"/>
+              <w:right w:type="dxa" w:w="110"/>
+            </w:tcMar>
+          </w:tcPr>
+          <w:p>
+            <w:r>
+              <w:rPr>
+                <w:sz w:val="17"/>
+                <w:szCs w:val="17"/>
+              </w:rPr>
+              <w:t xml:space="preserve">OPEN</w:t>
+            </w:r>
+          </w:p>
+        </w:tc>
+      </w:tr>
+      <w:tr>
+        <w:tc>
+          <w:tcPr>
+            <w:tcW w:type="dxa" w:w="1500"/>
+            <w:tcMar>
+              <w:top w:type="dxa" w:w="70"/>
+              <w:left w:type="dxa" w:w="110"/>
+              <w:bottom w:type="dxa" w:w="70"/>
+              <w:right w:type="dxa" w:w="110"/>
+            </w:tcMar>
+          </w:tcPr>
+          <w:p>
+            <w:r>
+              <w:rPr>
+                <w:sz w:val="17"/>
+                <w:szCs w:val="17"/>
+              </w:rPr>
+              <w:t xml:space="preserve">DEV-2026-10-26-07</w:t>
+            </w:r>
+          </w:p>
+        </w:tc>
+        <w:tc>
+          <w:tcPr>
+            <w:tcW w:type="dxa" w:w="4300"/>
+            <w:tcMar>
+              <w:top w:type="dxa" w:w="70"/>
+              <w:left w:type="dxa" w:w="110"/>
+              <w:bottom w:type="dxa" w:w="70"/>
+              <w:right w:type="dxa" w:w="110"/>
+            </w:tcMar>
+          </w:tcPr>
+          <w:p>
+            <w:r>
+              <w:rPr>
+                <w:sz w:val="17"/>
+                <w:szCs w:val="17"/>
+              </w:rPr>
+              <w:t xml:space="preserve">The script tests/installer/silent-install.ps1 (silent install, database boot check) did not finish within 12 minutes on its first Windows run; it is now informative only (continue-on-error, 8 minutes) and is not evidence.</w:t>
+            </w:r>
+          </w:p>
+        </w:tc>
+        <w:tc>
+          <w:tcPr>
+            <w:tcW w:type="dxa" w:w="3300"/>
+            <w:tcMar>
+              <w:top w:type="dxa" w:w="70"/>
+              <w:left w:type="dxa" w:w="110"/>
+              <w:bottom w:type="dxa" w:w="70"/>
+              <w:right w:type="dxa" w:w="110"/>
+            </w:tcMar>
+          </w:tcPr>
+          <w:p>
+            <w:r>
+              <w:rPr>
+                <w:sz w:val="17"/>
+                <w:szCs w:val="17"/>
+              </w:rPr>
+              <w:t xml:space="preserve">Find why the database boot check hangs and make it blocking again.</w:t>
+            </w:r>
+          </w:p>
+        </w:tc>
+        <w:tc>
+          <w:tcPr>
+            <w:tcW w:type="dxa" w:w="900"/>
+            <w:tcMar>
+              <w:top w:type="dxa" w:w="70"/>
+              <w:left w:type="dxa" w:w="110"/>
+              <w:bottom w:type="dxa" w:w="70"/>
+              <w:right w:type="dxa" w:w="110"/>
+            </w:tcMar>
+          </w:tcPr>
+          <w:p>
+            <w:r>
+              <w:rPr>
+                <w:sz w:val="17"/>
+                <w:szCs w:val="17"/>
+              </w:rPr>
+              <w:t xml:space="preserve">OPEN</w:t>
+            </w:r>
+          </w:p>
+        </w:tc>
+      </w:tr>
+      <w:tr>
+        <w:tc>
+          <w:tcPr>
+            <w:tcW w:type="dxa" w:w="1500"/>
+            <w:shd w:fill="F2F5F7" w:val="clear"/>
+            <w:tcMar>
+              <w:top w:type="dxa" w:w="70"/>
+              <w:left w:type="dxa" w:w="110"/>
+              <w:bottom w:type="dxa" w:w="70"/>
+              <w:right w:type="dxa" w:w="110"/>
+            </w:tcMar>
+          </w:tcPr>
+          <w:p>
+            <w:r>
+              <w:rPr>
+                <w:sz w:val="17"/>
+                <w:szCs w:val="17"/>
+              </w:rPr>
+              <w:t xml:space="preserve">DEV-2026-10-26-08</w:t>
+            </w:r>
+          </w:p>
+        </w:tc>
+        <w:tc>
+          <w:tcPr>
+            <w:tcW w:type="dxa" w:w="4300"/>
+            <w:shd w:fill="F2F5F7" w:val="clear"/>
+            <w:tcMar>
+              <w:top w:type="dxa" w:w="70"/>
+              <w:left w:type="dxa" w:w="110"/>
+              <w:bottom w:type="dxa" w:w="70"/>
+              <w:right w:type="dxa" w:w="110"/>
+            </w:tcMar>
+          </w:tcPr>
+          <w:p>
+            <w:r>
+              <w:rPr>
+                <w:sz w:val="17"/>
+                <w:szCs w:val="17"/>
+              </w:rPr>
+              <w:t xml:space="preserve">The browser accessibility run of 2026-10-26 reports a color-contrast violation (serious, 6 nodes in table headers) on the quality management screen. The wave-9 gate had removed that entry from tests/a11y/baseline.json as stale (three clean runs); it appears again, so the finding is intermittent or depends on the data. It is the one FAIL of 217 browser checks. DEV-2026-10-25-06 (13 of 28 screens) stays open.</w:t>
+            </w:r>
+          </w:p>
+        </w:tc>
+        <w:tc>
+          <w:tcPr>
+            <w:tcW w:type="dxa" w:w="3300"/>
+            <w:shd w:fill="F2F5F7" w:val="clear"/>
+            <w:tcMar>
+              <w:top w:type="dxa" w:w="70"/>
+              <w:left w:type="dxa" w:w="110"/>
+              <w:bottom w:type="dxa" w:w="70"/>
+              <w:right w:type="dxa" w:w="110"/>
+            </w:tcMar>
+          </w:tcPr>
+          <w:p>
+            <w:r>
+              <w:rPr>
+                <w:sz w:val="17"/>
+                <w:szCs w:val="17"/>
+              </w:rPr>
+              <w:t xml:space="preserve">Fix the header contrast on the quality management table, or restore the baseline entry with a justification, and find why it varies between runs.</w:t>
+            </w:r>
+          </w:p>
+        </w:tc>
+        <w:tc>
+          <w:tcPr>
+            <w:tcW w:type="dxa" w:w="900"/>
+            <w:shd w:fill="F2F5F7" w:val="clear"/>
+            <w:tcMar>
+              <w:top w:type="dxa" w:w="70"/>
+              <w:left w:type="dxa" w:w="110"/>
+              <w:bottom w:type="dxa" w:w="70"/>
+              <w:right w:type="dxa" w:w="110"/>
+            </w:tcMar>
+          </w:tcPr>
+          <w:p>
+            <w:r>
+              <w:rPr>
+                <w:sz w:val="17"/>
+                <w:szCs w:val="17"/>
+              </w:rPr>
+              <w:t xml:space="preserve">OPEN</w:t>
+            </w:r>
+          </w:p>
+        </w:tc>
+      </w:tr>
+      <w:tr>
+        <w:tc>
+          <w:tcPr>
+            <w:tcW w:type="dxa" w:w="1500"/>
+            <w:tcMar>
+              <w:top w:type="dxa" w:w="70"/>
+              <w:left w:type="dxa" w:w="110"/>
+              <w:bottom w:type="dxa" w:w="70"/>
+              <w:right w:type="dxa" w:w="110"/>
+            </w:tcMar>
+          </w:tcPr>
+          <w:p>
+            <w:r>
+              <w:rPr>
+                <w:sz w:val="17"/>
+                <w:szCs w:val="17"/>
+              </w:rPr>
+              <w:t xml:space="preserve">DEV-2026-10-26-09</w:t>
+            </w:r>
+          </w:p>
+        </w:tc>
+        <w:tc>
+          <w:tcPr>
+            <w:tcW w:type="dxa" w:w="4300"/>
+            <w:tcMar>
+              <w:top w:type="dxa" w:w="70"/>
+              <w:left w:type="dxa" w:w="110"/>
+              <w:bottom w:type="dxa" w:w="70"/>
+              <w:right w:type="dxa" w:w="110"/>
+            </w:tcMar>
+          </w:tcPr>
+          <w:p>
+            <w:r>
+              <w:rPr>
+                <w:sz w:val="17"/>
+                <w:szCs w:val="17"/>
+              </w:rPr>
+              <w:t xml:space="preserve">The CI workflow tests failed (run 5, commit 8fe69ea) although all 2181 tests passed: an unhandled pg connection error (57P01, terminating connection due to administrator command) was reported against tests/api/backup-runs.test.ts. The scratch pool of the restore drill is dropped WITH (FORCE). The race did not reproduce locally (10 of 10 tests pass, twice).</w:t>
+            </w:r>
+          </w:p>
+        </w:tc>
+        <w:tc>
+          <w:tcPr>
+            <w:tcW w:type="dxa" w:w="3300"/>
+            <w:tcMar>
+              <w:top w:type="dxa" w:w="70"/>
+              <w:left w:type="dxa" w:w="110"/>
+              <w:bottom w:type="dxa" w:w="70"/>
+              <w:right w:type="dxa" w:w="110"/>
+            </w:tcMar>
+          </w:tcPr>
+          <w:p>
+            <w:r>
+              <w:rPr>
+                <w:sz w:val="17"/>
+                <w:szCs w:val="17"/>
+              </w:rPr>
+              <w:t xml:space="preserve">src/server/jobs/backupService.ts now handles the error event of the scratch pool. Confirm by a green tests run in CI; reopen if the error returns.</w:t>
+            </w:r>
+          </w:p>
+        </w:tc>
+        <w:tc>
+          <w:tcPr>
+            <w:tcW w:type="dxa" w:w="900"/>
+            <w:tcMar>
+              <w:top w:type="dxa" w:w="70"/>
+              <w:left w:type="dxa" w:w="110"/>
+              <w:bottom w:type="dxa" w:w="70"/>
+              <w:right w:type="dxa" w:w="110"/>
+            </w:tcMar>
+          </w:tcPr>
+          <w:p>
+            <w:r>
+              <w:rPr>
+                <w:sz w:val="17"/>
+                <w:szCs w:val="17"/>
+              </w:rPr>
+              <w:t xml:space="preserve">OPEN</w:t>
+            </w:r>
+          </w:p>
+        </w:tc>
+      </w:tr>
     </w:tbl>
     <w:p>
       <w:pPr>
         <w:pStyle w:val="Heading1"/>
       </w:pPr>
-      <w:bookmarkStart w:name="_Toc61" w:id="61"/>
+      <w:bookmarkStart w:name="_Toc68" w:id="68"/>
       <w:r>
         <w:t xml:space="preserve">3. Conclusion</w:t>
       </w:r>
-      <w:bookmarkEnd w:id="61"/>
+      <w:bookmarkEnd w:id="68"/>
     </w:p>
     <w:tbl>
       <w:tblPr>
@@ -2510,7 +3264,7 @@
                 <w:sz w:val="19"/>
                 <w:szCs w:val="19"/>
               </w:rPr>
-              <w:t xml:space="preserve">CONDITIONAL. The controls that were tested pass, and the defect found during execution (DEV-01) was corrected and re-verified. The system is NOT released for GxP use: 13 deviations are open, including modules whose scope QA has not declared (DEV-04, DEV-2026-10-25-04), accessibility findings on 13 screens (DEV-2026-10-25-06), no end-user PQ (DEV-05), no execution on the target Windows PC (DEV-06) and manual-only backups without SOPs (DEV-08). Release requires closure or documented QA risk acceptance of each.</w:t>
+              <w:t xml:space="preserve">CONDITIONAL. The controls that were tested pass, and the defect found during execution (DEV-01) was corrected and re-verified. The system is NOT released for GxP use: 22 deviations are open, including modules whose scope QA has not declared (DEV-04, DEV-2026-10-25-04), accessibility findings on 13 screens (DEV-2026-10-25-06, DEV-2026-10-26-08), no end-user PQ (DEV-05), no execution on the target Windows PC beyond the CI smoke test (DEV-06, DEV-2026-10-26-01), the built-in database not yet in the installer (DEV-2026-10-26-02), directory sign-on not tested against a real Active Directory (DEV-2026-10-26-03), no release signing key or code-signing certificate (DEV-2026-10-26-04), the Arabic wording unapproved (DEV-2026-10-26-05) and manual-only backups without SOPs (DEV-08). Release requires closure or documented QA risk acceptance of each.</w:t>
             </w:r>
           </w:p>
         </w:tc>
@@ -2520,11 +3274,11 @@
       <w:pPr>
         <w:pStyle w:val="Heading1"/>
       </w:pPr>
-      <w:bookmarkStart w:name="_Toc62" w:id="62"/>
+      <w:bookmarkStart w:name="_Toc69" w:id="69"/>
       <w:r>
         <w:t xml:space="preserve">4. Statement on execution</w:t>
       </w:r>
-      <w:bookmarkEnd w:id="62"/>
+      <w:bookmarkEnd w:id="69"/>
     </w:p>
     <w:p>
       <w:pPr>
@@ -2540,18 +3294,18 @@
           <w:sz w:val="21"/>
           <w:szCs w:val="21"/>
         </w:rPr>
-        <w:t xml:space="preserve">Technical execution was performed by an AI assistant (Claude) on 2026-10-25. This report is a draft until a qualified human reviewer has examined the evidence and signed.</w:t>
+        <w:t xml:space="preserve">Technical execution was performed by an AI assistant (Claude) on 2026-10-26. This report is a draft until a qualified human reviewer has examined the evidence and signed.</w:t>
       </w:r>
     </w:p>
     <w:p>
       <w:pPr>
         <w:pStyle w:val="Heading1"/>
       </w:pPr>
-      <w:bookmarkStart w:name="_Toc63" w:id="63"/>
+      <w:bookmarkStart w:name="_Toc70" w:id="70"/>
       <w:r>
         <w:t xml:space="preserve">Approval</w:t>
       </w:r>
-      <w:bookmarkEnd w:id="63"/>
+      <w:bookmarkEnd w:id="70"/>
     </w:p>
     <w:tbl>
       <w:tblPr>
